--- a/testkit/parity/pdfium/c4_i18n.docx
+++ b/testkit/parity/pdfium/c4_i18n.docx
@@ -363,7 +363,7 @@
           <w:color w:val="1A1A1A"/>
           <w:sz w:val="22"/>
         </w:rPr>
-        <w:t>نيمضتلا</w:t>
+        <w:t>تتدهور</w:t>
       </w:r>
       <w:r>
         <w:rPr>
@@ -383,7 +383,7 @@
           <w:color w:val="1A1A1A"/>
           <w:sz w:val="22"/>
         </w:rPr>
-        <w:t>جذومن</w:t>
+        <w:t>جودة</w:t>
       </w:r>
       <w:r>
         <w:rPr>
@@ -403,7 +403,7 @@
           <w:color w:val="1A1A1A"/>
           <w:sz w:val="22"/>
         </w:rPr>
-        <w:t>ةرياعم</w:t>
+        <w:t>الاسترجاع</w:t>
       </w:r>
       <w:r>
         <w:rPr>
@@ -423,7 +423,227 @@
           <w:color w:val="1A1A1A"/>
           <w:sz w:val="22"/>
         </w:rPr>
-        <w:t>اهيف</w:t>
+        <w:t>بشكل</w:t>
+      </w:r>
+      <w:r>
+        <w:rPr>
+          <w:rFonts w:ascii="Arial" w:hAnsi="Arial" w:cs="Arial" w:eastAsia="Arial"/>
+          <w:b w:val="0"/>
+          <w:i w:val="0"/>
+          <w:color w:val="000000"/>
+          <w:sz w:val="2"/>
+        </w:rPr>
+        <w:t xml:space="preserve"> </w:t>
+      </w:r>
+      <w:r>
+        <w:rPr>
+          <w:rFonts w:ascii="Times New Roman" w:hAnsi="Times New Roman" w:cs="Times New Roman" w:eastAsia="Times New Roman"/>
+          <w:b w:val="0"/>
+          <w:i w:val="0"/>
+          <w:color w:val="1A1A1A"/>
+          <w:sz w:val="22"/>
+        </w:rPr>
+        <w:t>غير</w:t>
+      </w:r>
+      <w:r>
+        <w:rPr>
+          <w:rFonts w:ascii="Arial" w:hAnsi="Arial" w:cs="Arial" w:eastAsia="Arial"/>
+          <w:b w:val="0"/>
+          <w:i w:val="0"/>
+          <w:color w:val="000000"/>
+          <w:sz w:val="2"/>
+        </w:rPr>
+        <w:t xml:space="preserve"> </w:t>
+      </w:r>
+      <w:r>
+        <w:rPr>
+          <w:rFonts w:ascii="Times New Roman" w:hAnsi="Times New Roman" w:cs="Times New Roman" w:eastAsia="Times New Roman"/>
+          <w:b w:val="0"/>
+          <w:i w:val="0"/>
+          <w:color w:val="1A1A1A"/>
+          <w:sz w:val="22"/>
+        </w:rPr>
+        <w:t>خطي</w:t>
+      </w:r>
+      <w:r>
+        <w:rPr>
+          <w:rFonts w:ascii="Arial" w:hAnsi="Arial" w:cs="Arial" w:eastAsia="Arial"/>
+          <w:b w:val="0"/>
+          <w:i w:val="0"/>
+          <w:color w:val="000000"/>
+          <w:sz w:val="2"/>
+        </w:rPr>
+        <w:t xml:space="preserve"> </w:t>
+      </w:r>
+      <w:r>
+        <w:rPr>
+          <w:rFonts w:ascii="Times New Roman" w:hAnsi="Times New Roman" w:cs="Times New Roman" w:eastAsia="Times New Roman"/>
+          <w:b w:val="0"/>
+          <w:i w:val="0"/>
+          <w:color w:val="1A1A1A"/>
+          <w:sz w:val="22"/>
+        </w:rPr>
+        <w:t>مع</w:t>
+      </w:r>
+      <w:r>
+        <w:rPr>
+          <w:rFonts w:ascii="Arial" w:hAnsi="Arial" w:cs="Arial" w:eastAsia="Arial"/>
+          <w:b w:val="0"/>
+          <w:i w:val="0"/>
+          <w:color w:val="000000"/>
+          <w:sz w:val="2"/>
+        </w:rPr>
+        <w:t xml:space="preserve"> </w:t>
+      </w:r>
+      <w:r>
+        <w:rPr>
+          <w:rFonts w:ascii="Times New Roman" w:hAnsi="Times New Roman" w:cs="Times New Roman" w:eastAsia="Times New Roman"/>
+          <w:b w:val="0"/>
+          <w:i w:val="0"/>
+          <w:color w:val="1A1A1A"/>
+          <w:sz w:val="22"/>
+        </w:rPr>
+        <w:t>نمو</w:t>
+      </w:r>
+      <w:r>
+        <w:rPr>
+          <w:rFonts w:ascii="Arial" w:hAnsi="Arial" w:cs="Arial" w:eastAsia="Arial"/>
+          <w:b w:val="0"/>
+          <w:i w:val="0"/>
+          <w:color w:val="000000"/>
+          <w:sz w:val="2"/>
+        </w:rPr>
+        <w:t xml:space="preserve"> </w:t>
+      </w:r>
+      <w:r>
+        <w:rPr>
+          <w:rFonts w:ascii="Times New Roman" w:hAnsi="Times New Roman" w:cs="Times New Roman" w:eastAsia="Times New Roman"/>
+          <w:b w:val="0"/>
+          <w:i w:val="0"/>
+          <w:color w:val="1A1A1A"/>
+          <w:sz w:val="22"/>
+        </w:rPr>
+        <w:t>مجموعة</w:t>
+      </w:r>
+      <w:r>
+        <w:rPr>
+          <w:rFonts w:ascii="Arial" w:hAnsi="Arial" w:cs="Arial" w:eastAsia="Arial"/>
+          <w:b w:val="0"/>
+          <w:i w:val="0"/>
+          <w:color w:val="000000"/>
+          <w:sz w:val="2"/>
+        </w:rPr>
+        <w:t xml:space="preserve"> </w:t>
+      </w:r>
+      <w:r>
+        <w:rPr>
+          <w:rFonts w:ascii="Times New Roman" w:hAnsi="Times New Roman" w:cs="Times New Roman" w:eastAsia="Times New Roman"/>
+          <w:b w:val="0"/>
+          <w:i w:val="0"/>
+          <w:color w:val="1A1A1A"/>
+          <w:sz w:val="22"/>
+        </w:rPr>
+        <w:t>النصوص</w:t>
+      </w:r>
+      <w:r>
+        <w:rPr>
+          <w:rFonts w:ascii="Arial" w:hAnsi="Arial" w:cs="Arial" w:eastAsia="Arial"/>
+          <w:b w:val="0"/>
+          <w:i w:val="0"/>
+          <w:color w:val="000000"/>
+          <w:sz w:val="2"/>
+        </w:rPr>
+        <w:t xml:space="preserve"> </w:t>
+      </w:r>
+      <w:r>
+        <w:rPr>
+          <w:rFonts w:ascii="Times New Roman" w:hAnsi="Times New Roman" w:cs="Times New Roman" w:eastAsia="Times New Roman"/>
+          <w:b w:val="0"/>
+          <w:i w:val="0"/>
+          <w:color w:val="1A1A1A"/>
+          <w:sz w:val="22"/>
+        </w:rPr>
+        <w:t>إلى</w:t>
+      </w:r>
+      <w:r>
+        <w:rPr>
+          <w:rFonts w:ascii="Arial" w:hAnsi="Arial" w:cs="Arial" w:eastAsia="Arial"/>
+          <w:b w:val="0"/>
+          <w:i w:val="0"/>
+          <w:color w:val="000000"/>
+          <w:sz w:val="2"/>
+        </w:rPr>
+        <w:t xml:space="preserve"> </w:t>
+      </w:r>
+      <w:r>
+        <w:rPr>
+          <w:rFonts w:ascii="Times New Roman" w:hAnsi="Times New Roman" w:cs="Times New Roman" w:eastAsia="Times New Roman"/>
+          <w:b w:val="0"/>
+          <w:i w:val="0"/>
+          <w:color w:val="1A1A1A"/>
+          <w:sz w:val="22"/>
+        </w:rPr>
+        <w:t>ما</w:t>
+      </w:r>
+      <w:r>
+        <w:rPr>
+          <w:rFonts w:ascii="Arial" w:hAnsi="Arial" w:cs="Arial" w:eastAsia="Arial"/>
+          <w:b w:val="0"/>
+          <w:i w:val="0"/>
+          <w:color w:val="000000"/>
+          <w:sz w:val="2"/>
+        </w:rPr>
+        <w:t xml:space="preserve"> </w:t>
+      </w:r>
+      <w:r>
+        <w:rPr>
+          <w:rFonts w:ascii="Times New Roman" w:hAnsi="Times New Roman" w:cs="Times New Roman" w:eastAsia="Times New Roman"/>
+          <w:b w:val="0"/>
+          <w:i w:val="0"/>
+          <w:color w:val="1A1A1A"/>
+          <w:sz w:val="22"/>
+        </w:rPr>
+        <w:t>بعد</w:t>
+      </w:r>
+      <w:r>
+        <w:rPr>
+          <w:rFonts w:ascii="Arial" w:hAnsi="Arial" w:cs="Arial" w:eastAsia="Arial"/>
+          <w:b w:val="0"/>
+          <w:i w:val="0"/>
+          <w:color w:val="000000"/>
+          <w:sz w:val="2"/>
+        </w:rPr>
+        <w:t xml:space="preserve"> </w:t>
+      </w:r>
+      <w:r>
+        <w:rPr>
+          <w:rFonts w:ascii="Times New Roman" w:hAnsi="Times New Roman" w:cs="Times New Roman" w:eastAsia="Times New Roman"/>
+          <w:b w:val="0"/>
+          <w:i w:val="0"/>
+          <w:color w:val="1A1A1A"/>
+          <w:sz w:val="22"/>
+        </w:rPr>
+        <w:t>النقطة</w:t>
+      </w:r>
+      <w:r>
+        <w:rPr>
+          <w:rFonts w:ascii="Arial" w:hAnsi="Arial" w:cs="Arial" w:eastAsia="Arial"/>
+          <w:b w:val="0"/>
+          <w:i w:val="0"/>
+          <w:color w:val="000000"/>
+          <w:sz w:val="2"/>
+        </w:rPr>
+        <w:t xml:space="preserve"> </w:t>
+      </w:r>
+      <w:r>
+        <w:rPr>
+          <w:rFonts w:ascii="Times New Roman" w:hAnsi="Times New Roman" w:cs="Times New Roman" w:eastAsia="Times New Roman"/>
+          <w:b w:val="0"/>
+          <w:i w:val="0"/>
+          <w:color w:val="1A1A1A"/>
+          <w:sz w:val="22"/>
+        </w:rPr>
+        <w:t>التي</w:t>
       </w:r>
       <w:r>
         <w:rPr>
@@ -463,7 +683,7 @@
           <w:color w:val="1A1A1A"/>
           <w:sz w:val="22"/>
         </w:rPr>
-        <w:t>يتلا</w:t>
+        <w:t>فيها</w:t>
       </w:r>
       <w:r>
         <w:rPr>
@@ -483,7 +703,7 @@
           <w:color w:val="1A1A1A"/>
           <w:sz w:val="22"/>
         </w:rPr>
-        <w:t>ةطقنلا</w:t>
+        <w:t>معايرة</w:t>
       </w:r>
       <w:r>
         <w:rPr>
@@ -503,7 +723,7 @@
           <w:color w:val="1A1A1A"/>
           <w:sz w:val="22"/>
         </w:rPr>
-        <w:t>دعب</w:t>
+        <w:t>نموذج</w:t>
       </w:r>
       <w:r>
         <w:rPr>
@@ -523,227 +743,7 @@
           <w:color w:val="1A1A1A"/>
           <w:sz w:val="22"/>
         </w:rPr>
-        <w:t>ام</w:t>
-      </w:r>
-      <w:r>
-        <w:rPr>
-          <w:rFonts w:ascii="Arial" w:hAnsi="Arial" w:cs="Arial" w:eastAsia="Arial"/>
-          <w:b w:val="0"/>
-          <w:i w:val="0"/>
-          <w:color w:val="000000"/>
-          <w:sz w:val="2"/>
-        </w:rPr>
-        <w:t xml:space="preserve"> </w:t>
-      </w:r>
-      <w:r>
-        <w:rPr>
-          <w:rFonts w:ascii="Times New Roman" w:hAnsi="Times New Roman" w:cs="Times New Roman" w:eastAsia="Times New Roman"/>
-          <w:b w:val="0"/>
-          <w:i w:val="0"/>
-          <w:color w:val="1A1A1A"/>
-          <w:sz w:val="22"/>
-        </w:rPr>
-        <w:t>ىلإ</w:t>
-      </w:r>
-      <w:r>
-        <w:rPr>
-          <w:rFonts w:ascii="Arial" w:hAnsi="Arial" w:cs="Arial" w:eastAsia="Arial"/>
-          <w:b w:val="0"/>
-          <w:i w:val="0"/>
-          <w:color w:val="000000"/>
-          <w:sz w:val="2"/>
-        </w:rPr>
-        <w:t xml:space="preserve"> </w:t>
-      </w:r>
-      <w:r>
-        <w:rPr>
-          <w:rFonts w:ascii="Times New Roman" w:hAnsi="Times New Roman" w:cs="Times New Roman" w:eastAsia="Times New Roman"/>
-          <w:b w:val="0"/>
-          <w:i w:val="0"/>
-          <w:color w:val="1A1A1A"/>
-          <w:sz w:val="22"/>
-        </w:rPr>
-        <w:t>صوصنلا</w:t>
-      </w:r>
-      <w:r>
-        <w:rPr>
-          <w:rFonts w:ascii="Arial" w:hAnsi="Arial" w:cs="Arial" w:eastAsia="Arial"/>
-          <w:b w:val="0"/>
-          <w:i w:val="0"/>
-          <w:color w:val="000000"/>
-          <w:sz w:val="2"/>
-        </w:rPr>
-        <w:t xml:space="preserve"> </w:t>
-      </w:r>
-      <w:r>
-        <w:rPr>
-          <w:rFonts w:ascii="Times New Roman" w:hAnsi="Times New Roman" w:cs="Times New Roman" w:eastAsia="Times New Roman"/>
-          <w:b w:val="0"/>
-          <w:i w:val="0"/>
-          <w:color w:val="1A1A1A"/>
-          <w:sz w:val="22"/>
-        </w:rPr>
-        <w:t>ةعومجم</w:t>
-      </w:r>
-      <w:r>
-        <w:rPr>
-          <w:rFonts w:ascii="Arial" w:hAnsi="Arial" w:cs="Arial" w:eastAsia="Arial"/>
-          <w:b w:val="0"/>
-          <w:i w:val="0"/>
-          <w:color w:val="000000"/>
-          <w:sz w:val="2"/>
-        </w:rPr>
-        <w:t xml:space="preserve"> </w:t>
-      </w:r>
-      <w:r>
-        <w:rPr>
-          <w:rFonts w:ascii="Times New Roman" w:hAnsi="Times New Roman" w:cs="Times New Roman" w:eastAsia="Times New Roman"/>
-          <w:b w:val="0"/>
-          <w:i w:val="0"/>
-          <w:color w:val="1A1A1A"/>
-          <w:sz w:val="22"/>
-        </w:rPr>
-        <w:t>ومن</w:t>
-      </w:r>
-      <w:r>
-        <w:rPr>
-          <w:rFonts w:ascii="Arial" w:hAnsi="Arial" w:cs="Arial" w:eastAsia="Arial"/>
-          <w:b w:val="0"/>
-          <w:i w:val="0"/>
-          <w:color w:val="000000"/>
-          <w:sz w:val="2"/>
-        </w:rPr>
-        <w:t xml:space="preserve"> </w:t>
-      </w:r>
-      <w:r>
-        <w:rPr>
-          <w:rFonts w:ascii="Times New Roman" w:hAnsi="Times New Roman" w:cs="Times New Roman" w:eastAsia="Times New Roman"/>
-          <w:b w:val="0"/>
-          <w:i w:val="0"/>
-          <w:color w:val="1A1A1A"/>
-          <w:sz w:val="22"/>
-        </w:rPr>
-        <w:t>عم</w:t>
-      </w:r>
-      <w:r>
-        <w:rPr>
-          <w:rFonts w:ascii="Arial" w:hAnsi="Arial" w:cs="Arial" w:eastAsia="Arial"/>
-          <w:b w:val="0"/>
-          <w:i w:val="0"/>
-          <w:color w:val="000000"/>
-          <w:sz w:val="2"/>
-        </w:rPr>
-        <w:t xml:space="preserve"> </w:t>
-      </w:r>
-      <w:r>
-        <w:rPr>
-          <w:rFonts w:ascii="Times New Roman" w:hAnsi="Times New Roman" w:cs="Times New Roman" w:eastAsia="Times New Roman"/>
-          <w:b w:val="0"/>
-          <w:i w:val="0"/>
-          <w:color w:val="1A1A1A"/>
-          <w:sz w:val="22"/>
-        </w:rPr>
-        <w:t>يطخ</w:t>
-      </w:r>
-      <w:r>
-        <w:rPr>
-          <w:rFonts w:ascii="Arial" w:hAnsi="Arial" w:cs="Arial" w:eastAsia="Arial"/>
-          <w:b w:val="0"/>
-          <w:i w:val="0"/>
-          <w:color w:val="000000"/>
-          <w:sz w:val="2"/>
-        </w:rPr>
-        <w:t xml:space="preserve"> </w:t>
-      </w:r>
-      <w:r>
-        <w:rPr>
-          <w:rFonts w:ascii="Times New Roman" w:hAnsi="Times New Roman" w:cs="Times New Roman" w:eastAsia="Times New Roman"/>
-          <w:b w:val="0"/>
-          <w:i w:val="0"/>
-          <w:color w:val="1A1A1A"/>
-          <w:sz w:val="22"/>
-        </w:rPr>
-        <w:t>ريغ</w:t>
-      </w:r>
-      <w:r>
-        <w:rPr>
-          <w:rFonts w:ascii="Arial" w:hAnsi="Arial" w:cs="Arial" w:eastAsia="Arial"/>
-          <w:b w:val="0"/>
-          <w:i w:val="0"/>
-          <w:color w:val="000000"/>
-          <w:sz w:val="2"/>
-        </w:rPr>
-        <w:t xml:space="preserve"> </w:t>
-      </w:r>
-      <w:r>
-        <w:rPr>
-          <w:rFonts w:ascii="Times New Roman" w:hAnsi="Times New Roman" w:cs="Times New Roman" w:eastAsia="Times New Roman"/>
-          <w:b w:val="0"/>
-          <w:i w:val="0"/>
-          <w:color w:val="1A1A1A"/>
-          <w:sz w:val="22"/>
-        </w:rPr>
-        <w:t>لكشب</w:t>
-      </w:r>
-      <w:r>
-        <w:rPr>
-          <w:rFonts w:ascii="Arial" w:hAnsi="Arial" w:cs="Arial" w:eastAsia="Arial"/>
-          <w:b w:val="0"/>
-          <w:i w:val="0"/>
-          <w:color w:val="000000"/>
-          <w:sz w:val="2"/>
-        </w:rPr>
-        <w:t xml:space="preserve"> </w:t>
-      </w:r>
-      <w:r>
-        <w:rPr>
-          <w:rFonts w:ascii="Times New Roman" w:hAnsi="Times New Roman" w:cs="Times New Roman" w:eastAsia="Times New Roman"/>
-          <w:b w:val="0"/>
-          <w:i w:val="0"/>
-          <w:color w:val="1A1A1A"/>
-          <w:sz w:val="22"/>
-        </w:rPr>
-        <w:t>عاجرتسالا</w:t>
-      </w:r>
-      <w:r>
-        <w:rPr>
-          <w:rFonts w:ascii="Arial" w:hAnsi="Arial" w:cs="Arial" w:eastAsia="Arial"/>
-          <w:b w:val="0"/>
-          <w:i w:val="0"/>
-          <w:color w:val="000000"/>
-          <w:sz w:val="2"/>
-        </w:rPr>
-        <w:t xml:space="preserve"> </w:t>
-      </w:r>
-      <w:r>
-        <w:rPr>
-          <w:rFonts w:ascii="Times New Roman" w:hAnsi="Times New Roman" w:cs="Times New Roman" w:eastAsia="Times New Roman"/>
-          <w:b w:val="0"/>
-          <w:i w:val="0"/>
-          <w:color w:val="1A1A1A"/>
-          <w:sz w:val="22"/>
-        </w:rPr>
-        <w:t>ةدوج</w:t>
-      </w:r>
-      <w:r>
-        <w:rPr>
-          <w:rFonts w:ascii="Arial" w:hAnsi="Arial" w:cs="Arial" w:eastAsia="Arial"/>
-          <w:b w:val="0"/>
-          <w:i w:val="0"/>
-          <w:color w:val="000000"/>
-          <w:sz w:val="2"/>
-        </w:rPr>
-        <w:t xml:space="preserve"> </w:t>
-      </w:r>
-      <w:r>
-        <w:rPr>
-          <w:rFonts w:ascii="Times New Roman" w:hAnsi="Times New Roman" w:cs="Times New Roman" w:eastAsia="Times New Roman"/>
-          <w:b w:val="0"/>
-          <w:i w:val="0"/>
-          <w:color w:val="1A1A1A"/>
-          <w:sz w:val="22"/>
-        </w:rPr>
-        <w:t>روهدتت</w:t>
+        <w:t>التضمين</w:t>
       </w:r>
     </w:p>
     <w:p>
@@ -789,7 +789,7 @@
           <w:color w:val="1A1A1A"/>
           <w:sz w:val="22"/>
         </w:rPr>
-        <w:t>העמטהה</w:t>
+        <w:t>איכות</w:t>
       </w:r>
       <w:r>
         <w:rPr>
@@ -809,7 +809,7 @@
           <w:color w:val="1A1A1A"/>
           <w:sz w:val="22"/>
         </w:rPr>
-        <w:t>לדומ</w:t>
+        <w:t>האחזור</w:t>
       </w:r>
       <w:r>
         <w:rPr>
@@ -829,7 +829,7 @@
           <w:color w:val="1A1A1A"/>
           <w:sz w:val="22"/>
         </w:rPr>
-        <w:t>ליוכ</w:t>
+        <w:t>יורדת</w:t>
       </w:r>
       <w:r>
         <w:rPr>
@@ -849,7 +849,7 @@
           <w:color w:val="1A1A1A"/>
           <w:sz w:val="22"/>
         </w:rPr>
-        <w:t>הבש</w:t>
+        <w:t>באופן</w:t>
       </w:r>
       <w:r>
         <w:rPr>
@@ -869,7 +869,7 @@
           <w:color w:val="1A1A1A"/>
           <w:sz w:val="22"/>
         </w:rPr>
-        <w:t>הדוקנל</w:t>
+        <w:t>לא</w:t>
       </w:r>
       <w:r>
         <w:rPr>
@@ -889,7 +889,7 @@
           <w:color w:val="1A1A1A"/>
           <w:sz w:val="22"/>
         </w:rPr>
-        <w:t>רבעמ</w:t>
+        <w:t>ליניארי</w:t>
       </w:r>
       <w:r>
         <w:rPr>
@@ -909,7 +909,7 @@
           <w:color w:val="1A1A1A"/>
           <w:sz w:val="22"/>
         </w:rPr>
-        <w:t>לדג</w:t>
+        <w:t>ככל</w:t>
       </w:r>
       <w:r>
         <w:rPr>
@@ -929,7 +929,7 @@
           <w:color w:val="1A1A1A"/>
           <w:sz w:val="22"/>
         </w:rPr>
-        <w:t>סופרוקהש</w:t>
+        <w:t>שהקורפוס</w:t>
       </w:r>
       <w:r>
         <w:rPr>
@@ -949,7 +949,7 @@
           <w:color w:val="1A1A1A"/>
           <w:sz w:val="22"/>
         </w:rPr>
-        <w:t>לככ</w:t>
+        <w:t>גדל</w:t>
       </w:r>
       <w:r>
         <w:rPr>
@@ -969,7 +969,7 @@
           <w:color w:val="1A1A1A"/>
           <w:sz w:val="22"/>
         </w:rPr>
-        <w:t>יראיניל</w:t>
+        <w:t>מעבר</w:t>
       </w:r>
       <w:r>
         <w:rPr>
@@ -989,7 +989,7 @@
           <w:color w:val="1A1A1A"/>
           <w:sz w:val="22"/>
         </w:rPr>
-        <w:t>אל</w:t>
+        <w:t>לנקודה</w:t>
       </w:r>
       <w:r>
         <w:rPr>
@@ -1009,7 +1009,7 @@
           <w:color w:val="1A1A1A"/>
           <w:sz w:val="22"/>
         </w:rPr>
-        <w:t>ןפואב</w:t>
+        <w:t>שבה</w:t>
       </w:r>
       <w:r>
         <w:rPr>
@@ -1029,7 +1029,7 @@
           <w:color w:val="1A1A1A"/>
           <w:sz w:val="22"/>
         </w:rPr>
-        <w:t>תדרוי</w:t>
+        <w:t>כויל</w:t>
       </w:r>
       <w:r>
         <w:rPr>
@@ -1049,7 +1049,7 @@
           <w:color w:val="1A1A1A"/>
           <w:sz w:val="22"/>
         </w:rPr>
-        <w:t>רוזחאה</w:t>
+        <w:t>מודל</w:t>
       </w:r>
       <w:r>
         <w:rPr>
@@ -1069,7 +1069,7 @@
           <w:color w:val="1A1A1A"/>
           <w:sz w:val="22"/>
         </w:rPr>
-        <w:t>תוכיא</w:t>
+        <w:t>ההטמעה</w:t>
       </w:r>
     </w:p>
     <w:p>

--- a/testkit/parity/pdfium/c4_i18n.docx
+++ b/testkit/parity/pdfium/c4_i18n.docx
@@ -23,8 +23,10 @@
     </w:p>
     <w:p>
       <w:pPr>
-        <w:spacing w:before="356" w:after="0" w:lineRule="exact" w:line="450"/>
+        <w:keepNext/>
+        <w:spacing w:before="482" w:after="0" w:lineRule="exact" w:line="324"/>
         <w:jc w:val="left"/>
+        <w:outlineLvl w:val="1"/>
       </w:pPr>
       <w:r>
         <w:rPr>
@@ -34,8 +36,14 @@
           <w:color w:val="123A5E"/>
           <w:sz w:val="28"/>
         </w:rPr>
-        <w:t xml:space="preserve">Chinese (Simplified) </w:t>
+        <w:t>Chinese (Simplified)</w:t>
       </w:r>
+    </w:p>
+    <w:p>
+      <w:pPr>
+        <w:spacing w:before="122" w:after="0" w:lineRule="exact" w:line="316"/>
+        <w:jc w:val="both"/>
+      </w:pPr>
       <w:r>
         <w:rPr>
           <w:rFonts w:ascii="Arial" w:hAnsi="Arial" w:cs="Arial" w:eastAsia="Arial"/>
@@ -59,8 +67,10 @@
     </w:p>
     <w:p>
       <w:pPr>
-        <w:spacing w:before="164" w:after="0" w:lineRule="exact" w:line="450"/>
+        <w:keepNext/>
+        <w:spacing w:before="438" w:after="0" w:lineRule="exact" w:line="324"/>
         <w:jc w:val="left"/>
+        <w:outlineLvl w:val="1"/>
       </w:pPr>
       <w:r>
         <w:rPr>
@@ -70,8 +80,15 @@
           <w:color w:val="123A5E"/>
           <w:sz w:val="28"/>
         </w:rPr>
-        <w:t xml:space="preserve">Japanese </w:t>
+        <w:t>Japanese</w:t>
       </w:r>
+    </w:p>
+    <w:p>
+      <w:pPr>
+        <w:spacing w:before="122" w:after="0" w:lineRule="exact" w:line="316"/>
+        <w:ind w:left="22"/>
+        <w:jc w:val="both"/>
+      </w:pPr>
       <w:r>
         <w:rPr>
           <w:rFonts w:ascii="Arial" w:hAnsi="Arial" w:cs="Arial" w:eastAsia="Arial"/>
@@ -295,9 +312,11 @@
     </w:p>
     <w:p>
       <w:pPr>
-        <w:spacing w:before="180" w:after="0" w:lineRule="exact" w:line="450"/>
+        <w:keepNext/>
+        <w:spacing w:before="454" w:after="0" w:lineRule="exact" w:line="324"/>
         <w:ind w:left="6"/>
         <w:jc w:val="left"/>
+        <w:outlineLvl w:val="1"/>
       </w:pPr>
       <w:r>
         <w:rPr>
@@ -307,8 +326,15 @@
           <w:color w:val="123A5E"/>
           <w:sz w:val="28"/>
         </w:rPr>
-        <w:t xml:space="preserve">Korean </w:t>
+        <w:t>Korean</w:t>
       </w:r>
+    </w:p>
+    <w:p>
+      <w:pPr>
+        <w:spacing w:before="182" w:after="0" w:lineRule="exact" w:line="256"/>
+        <w:ind w:left="10"/>
+        <w:jc w:val="left"/>
+      </w:pPr>
       <w:r>
         <w:rPr>
           <w:rFonts w:ascii="Arial" w:hAnsi="Arial" w:cs="Arial" w:eastAsia="Arial"/>
@@ -332,8 +358,10 @@
     </w:p>
     <w:p>
       <w:pPr>
-        <w:spacing w:before="300" w:after="0" w:lineRule="exact" w:line="450"/>
+        <w:keepNext/>
+        <w:spacing w:before="438" w:after="0" w:lineRule="exact" w:line="324"/>
         <w:jc w:val="left"/>
+        <w:outlineLvl w:val="1"/>
       </w:pPr>
       <w:r>
         <w:rPr>
@@ -343,8 +371,15 @@
           <w:color w:val="123A5E"/>
           <w:sz w:val="28"/>
         </w:rPr>
-        <w:t xml:space="preserve">Arabic (RTL) </w:t>
+        <w:t>Arabic (RTL)</w:t>
       </w:r>
+    </w:p>
+    <w:p>
+      <w:pPr>
+        <w:spacing w:before="182" w:after="0" w:lineRule="exact" w:line="256"/>
+        <w:ind w:left="1204"/>
+        <w:jc w:val="right"/>
+      </w:pPr>
       <w:r>
         <w:rPr>
           <w:rFonts w:ascii="Georgia" w:hAnsi="Georgia" w:cs="Georgia" w:eastAsia="Georgia"/>
@@ -749,7 +784,7 @@
     <w:p>
       <w:pPr>
         <w:keepNext/>
-        <w:spacing w:before="426" w:after="0" w:lineRule="exact" w:line="324"/>
+        <w:spacing w:before="438" w:after="0" w:lineRule="exact" w:line="324"/>
         <w:ind w:left="6"/>
         <w:jc w:val="left"/>
         <w:outlineLvl w:val="1"/>
@@ -1074,8 +1109,10 @@
     </w:p>
     <w:p>
       <w:pPr>
-        <w:spacing w:before="328" w:after="0" w:lineRule="exact" w:line="450"/>
+        <w:keepNext/>
+        <w:spacing w:before="452" w:after="0" w:lineRule="exact" w:line="324"/>
         <w:jc w:val="left"/>
+        <w:outlineLvl w:val="1"/>
       </w:pPr>
       <w:r>
         <w:rPr>
@@ -1085,8 +1122,14 @@
           <w:color w:val="123A5E"/>
           <w:sz w:val="28"/>
         </w:rPr>
-        <w:t xml:space="preserve">Accented Latin &amp; symbols </w:t>
+        <w:t>Accented Latin &amp; symbols</w:t>
       </w:r>
+    </w:p>
+    <w:p>
+      <w:pPr>
+        <w:spacing w:before="182" w:after="0" w:lineRule="exact" w:line="256"/>
+        <w:jc w:val="left"/>
+      </w:pPr>
       <w:r>
         <w:rPr>
           <w:rFonts w:ascii="Georgia" w:hAnsi="Georgia" w:cs="Georgia" w:eastAsia="Georgia"/>
